--- a/FD04-EPIS-Informe Arquitectura de Software.docx
+++ b/FD04-EPIS-Informe Arquitectura de Software.docx
@@ -294,7 +294,17 @@
           <w:sz w:val="32"/>
           <w:szCs w:val="32"/>
         </w:rPr>
-        <w:t>Perú 2021</w:t>
+        <w:t>Perú 202</w:t>
+      </w:r>
+      <w:r>
+        <w:rPr>
+          <w:rFonts w:eastAsia="Arial" w:cs="Times New Roman"/>
+          <w:b/>
+          <w:bCs/>
+          <w:sz w:val="32"/>
+          <w:szCs w:val="32"/>
+        </w:rPr>
+        <w:t>6</w:t>
       </w:r>
       <w:r>
         <w:rPr>
@@ -379,25 +389,23 @@
           <w:sz w:val="32"/>
           <w:szCs w:val="32"/>
         </w:rPr>
-        <w:t xml:space="preserve">Docente: </w:t>
-      </w:r>
-      <w:proofErr w:type="spellStart"/>
+        <w:t xml:space="preserve">Docente: Mag. </w:t>
+      </w:r>
       <w:r>
         <w:rPr>
           <w:rFonts w:eastAsia="Arial" w:cs="Times New Roman"/>
           <w:sz w:val="32"/>
           <w:szCs w:val="32"/>
         </w:rPr>
-        <w:t>Mag</w:t>
-      </w:r>
-      <w:proofErr w:type="spellEnd"/>
+        <w:t>Patrick</w:t>
+      </w:r>
       <w:r>
         <w:rPr>
           <w:rFonts w:eastAsia="Arial" w:cs="Times New Roman"/>
           <w:sz w:val="32"/>
           <w:szCs w:val="32"/>
         </w:rPr>
-        <w:t xml:space="preserve">. </w:t>
+        <w:t xml:space="preserve"> </w:t>
       </w:r>
       <w:r>
         <w:rPr>
@@ -405,33 +413,7 @@
           <w:sz w:val="32"/>
           <w:szCs w:val="32"/>
         </w:rPr>
-        <w:t>Patrick</w:t>
-      </w:r>
-      <w:r>
-        <w:rPr>
-          <w:rFonts w:eastAsia="Arial" w:cs="Times New Roman"/>
-          <w:sz w:val="32"/>
-          <w:szCs w:val="32"/>
-        </w:rPr>
-        <w:t xml:space="preserve"> </w:t>
-      </w:r>
-      <w:proofErr w:type="spellStart"/>
-      <w:r>
-        <w:rPr>
-          <w:rFonts w:eastAsia="Arial" w:cs="Times New Roman"/>
-          <w:sz w:val="32"/>
-          <w:szCs w:val="32"/>
-        </w:rPr>
-        <w:t>Jose</w:t>
-      </w:r>
-      <w:proofErr w:type="spellEnd"/>
-      <w:r>
-        <w:rPr>
-          <w:rFonts w:eastAsia="Arial" w:cs="Times New Roman"/>
-          <w:sz w:val="32"/>
-          <w:szCs w:val="32"/>
-        </w:rPr>
-        <w:t xml:space="preserve"> Cuadros Quiroga</w:t>
+        <w:t>Jose Cuadros Quiroga</w:t>
       </w:r>
     </w:p>
     <w:p>
@@ -518,29 +500,7 @@
           <w:sz w:val="28"/>
           <w:szCs w:val="28"/>
         </w:rPr>
-        <w:t xml:space="preserve">Chura Ticona, Mary Luz                 </w:t>
-      </w:r>
-      <w:proofErr w:type="gramStart"/>
-      <w:r>
-        <w:rPr>
-          <w:rFonts w:eastAsia="Arial" w:cs="Times New Roman"/>
-          <w:b/>
-          <w:bCs/>
-          <w:sz w:val="28"/>
-          <w:szCs w:val="28"/>
-        </w:rPr>
-        <w:t xml:space="preserve">   (</w:t>
-      </w:r>
-      <w:proofErr w:type="gramEnd"/>
-      <w:r>
-        <w:rPr>
-          <w:rFonts w:eastAsia="Arial" w:cs="Times New Roman"/>
-          <w:b/>
-          <w:bCs/>
-          <w:sz w:val="28"/>
-          <w:szCs w:val="28"/>
-        </w:rPr>
-        <w:t>2019065163)</w:t>
+        <w:t>Chura Ticona, Mary Luz                    (2019065163)</w:t>
       </w:r>
     </w:p>
     <w:p>
@@ -4947,7 +4907,21 @@
           <w:rFonts w:cs="Times New Roman"/>
           <w:noProof/>
         </w:rPr>
-        <w:t>El propósito del presente documento es describir la arquitectura del sistema Dashboard de análisis electoral y evaluación de planes de gobierno – Perú 2021, utilizando el modelo de vistas arquitectónicas 4+1. Este enfoque permite representar el sistema desde diferentes perspectivas, considerando la vista de casos de uso, vista lógica, vista de implementación, vista de procesos y vista de despliegue.</w:t>
+        <w:t>El propósito del presente documento es describir la arquitectura del sistema Dashboard de análisis electoral y evaluación de planes de gobierno – Perú 202</w:t>
+      </w:r>
+      <w:r>
+        <w:rPr>
+          <w:rFonts w:cs="Times New Roman"/>
+          <w:noProof/>
+        </w:rPr>
+        <w:t>6</w:t>
+      </w:r>
+      <w:r>
+        <w:rPr>
+          <w:rFonts w:cs="Times New Roman"/>
+          <w:noProof/>
+        </w:rPr>
+        <w:t>, utilizando el modelo de vistas arquitectónicas 4+1. Este enfoque permite representar el sistema desde diferentes perspectivas, considerando la vista de casos de uso, vista lógica, vista de implementación, vista de procesos y vista de despliegue.</w:t>
       </w:r>
     </w:p>
     <w:p>
@@ -4995,15 +4969,7 @@
         <w:ind w:left="360"/>
       </w:pPr>
       <w:r>
-        <w:t xml:space="preserve">El documento de arquitectura comprende la representación estructural y funcional del sistema </w:t>
-      </w:r>
-      <w:proofErr w:type="spellStart"/>
-      <w:r>
-        <w:t>Dashboard</w:t>
-      </w:r>
-      <w:proofErr w:type="spellEnd"/>
-      <w:r>
-        <w:t xml:space="preserve"> de análisis electoral. Se incluyen las principales vistas arquitectónicas necesarias para comprender cómo se organiza el sistema, cómo interactúan sus componentes y cómo se despliega para su uso.</w:t>
+        <w:t>El documento de arquitectura comprende la representación estructural y funcional del sistema Dashboard de análisis electoral. Se incluyen las principales vistas arquitectónicas necesarias para comprender cómo se organiza el sistema, cómo interactúan sus componentes y cómo se despliega para su uso.</w:t>
       </w:r>
     </w:p>
     <w:p>
@@ -5131,29 +5097,15 @@
           <w:numId w:val="5"/>
         </w:numPr>
       </w:pPr>
-      <w:proofErr w:type="spellStart"/>
-      <w:proofErr w:type="gramStart"/>
       <w:r>
         <w:rPr>
           <w:b/>
           <w:bCs/>
         </w:rPr>
-        <w:t>Dashboard</w:t>
-      </w:r>
-      <w:proofErr w:type="spellEnd"/>
-      <w:r>
-        <w:rPr>
-          <w:b/>
-          <w:bCs/>
-        </w:rPr>
-        <w:t xml:space="preserve"> </w:t>
-      </w:r>
-      <w:r>
-        <w:t xml:space="preserve"> :</w:t>
-      </w:r>
-      <w:proofErr w:type="gramEnd"/>
-      <w:r>
-        <w:t xml:space="preserve"> Herramienta visual que permite presentar datos mediante gráficos, indicadores y filtros interactivos.                            </w:t>
+        <w:t xml:space="preserve">Dashboard </w:t>
+      </w:r>
+      <w:r>
+        <w:t xml:space="preserve"> : Herramienta visual que permite presentar datos mediante gráficos, indicadores y filtros interactivos.                            </w:t>
       </w:r>
     </w:p>
     <w:p>
@@ -5172,23 +5124,7 @@
         <w:t xml:space="preserve">BI </w:t>
       </w:r>
       <w:r>
-        <w:t xml:space="preserve">          </w:t>
-      </w:r>
-      <w:proofErr w:type="gramStart"/>
-      <w:r>
-        <w:t xml:space="preserve">  :</w:t>
-      </w:r>
-      <w:proofErr w:type="gramEnd"/>
-      <w:r>
-        <w:t xml:space="preserve"> Business </w:t>
-      </w:r>
-      <w:proofErr w:type="spellStart"/>
-      <w:r>
-        <w:t>Intelligence</w:t>
-      </w:r>
-      <w:proofErr w:type="spellEnd"/>
-      <w:r>
-        <w:t xml:space="preserve"> o Inteligencia de Negocios, conjunto de procesos y herramientas para analizar datos.                       </w:t>
+        <w:t xml:space="preserve">            : Business Intelligence o Inteligencia de Negocios, conjunto de procesos y herramientas para analizar datos.                       </w:t>
       </w:r>
     </w:p>
     <w:p>
@@ -5199,40 +5135,15 @@
           <w:numId w:val="5"/>
         </w:numPr>
       </w:pPr>
-      <w:proofErr w:type="spellStart"/>
       <w:r>
         <w:rPr>
           <w:b/>
           <w:bCs/>
         </w:rPr>
-        <w:t>Power</w:t>
-      </w:r>
-      <w:proofErr w:type="spellEnd"/>
-      <w:r>
-        <w:rPr>
-          <w:b/>
-          <w:bCs/>
-        </w:rPr>
-        <w:t xml:space="preserve"> BI</w:t>
-      </w:r>
-      <w:r>
-        <w:t xml:space="preserve">     </w:t>
-      </w:r>
-      <w:proofErr w:type="gramStart"/>
-      <w:r>
-        <w:t xml:space="preserve">  :</w:t>
-      </w:r>
-      <w:proofErr w:type="gramEnd"/>
-      <w:r>
-        <w:t xml:space="preserve"> Herramienta de visualización de datos utilizada para construir </w:t>
-      </w:r>
-      <w:proofErr w:type="spellStart"/>
-      <w:r>
-        <w:t>dashboards</w:t>
-      </w:r>
-      <w:proofErr w:type="spellEnd"/>
-      <w:r>
-        <w:t xml:space="preserve"> interactivos.                                          </w:t>
+        <w:t>Power BI</w:t>
+      </w:r>
+      <w:r>
+        <w:t xml:space="preserve">       : Herramienta de visualización de datos utilizada para construir dashboards interactivos.                                          </w:t>
       </w:r>
     </w:p>
     <w:p>
@@ -5251,15 +5162,7 @@
         <w:t xml:space="preserve">ONPE </w:t>
       </w:r>
       <w:r>
-        <w:t xml:space="preserve">        </w:t>
-      </w:r>
-      <w:proofErr w:type="gramStart"/>
-      <w:r>
-        <w:t xml:space="preserve">  :</w:t>
-      </w:r>
-      <w:proofErr w:type="gramEnd"/>
-      <w:r>
-        <w:t xml:space="preserve"> Oficina Nacional de Procesos Electorales, fuente oficial de información electoral en el Perú.                                   </w:t>
+        <w:t xml:space="preserve">          : Oficina Nacional de Procesos Electorales, fuente oficial de información electoral en el Perú.                                   </w:t>
       </w:r>
     </w:p>
     <w:p>
@@ -5278,15 +5181,7 @@
         <w:t xml:space="preserve">RF </w:t>
       </w:r>
       <w:r>
-        <w:t xml:space="preserve">          </w:t>
-      </w:r>
-      <w:proofErr w:type="gramStart"/>
-      <w:r>
-        <w:t xml:space="preserve">  :</w:t>
-      </w:r>
-      <w:proofErr w:type="gramEnd"/>
-      <w:r>
-        <w:t xml:space="preserve"> Requerimiento funcional del sistema.                                                                                             </w:t>
+        <w:t xml:space="preserve">            : Requerimiento funcional del sistema.                                                                                             </w:t>
       </w:r>
     </w:p>
     <w:p>
@@ -5305,15 +5200,7 @@
         <w:t xml:space="preserve">RNF   </w:t>
       </w:r>
       <w:r>
-        <w:t xml:space="preserve">       </w:t>
-      </w:r>
-      <w:proofErr w:type="gramStart"/>
-      <w:r>
-        <w:t xml:space="preserve">  :</w:t>
-      </w:r>
-      <w:proofErr w:type="gramEnd"/>
-      <w:r>
-        <w:t xml:space="preserve"> Requerimiento no funcional del sistema.                                                                                          </w:t>
+        <w:t xml:space="preserve">         : Requerimiento no funcional del sistema.                                                                                          </w:t>
       </w:r>
     </w:p>
     <w:p>
@@ -5332,15 +5219,7 @@
         <w:t>UML</w:t>
       </w:r>
       <w:r>
-        <w:t xml:space="preserve">          </w:t>
-      </w:r>
-      <w:proofErr w:type="gramStart"/>
-      <w:r>
-        <w:t xml:space="preserve">  :</w:t>
-      </w:r>
-      <w:proofErr w:type="gramEnd"/>
-      <w:r>
-        <w:t xml:space="preserve"> Lenguaje Unificado de Modelado utilizado para representar diagramas de software.                                             </w:t>
+        <w:t xml:space="preserve">            : Lenguaje Unificado de Modelado utilizado para representar diagramas de software.                                             </w:t>
       </w:r>
     </w:p>
     <w:p>
@@ -5359,15 +5238,7 @@
         <w:t>Vista 4+1</w:t>
       </w:r>
       <w:r>
-        <w:t xml:space="preserve">    </w:t>
-      </w:r>
-      <w:proofErr w:type="gramStart"/>
-      <w:r>
-        <w:t xml:space="preserve">  :</w:t>
-      </w:r>
-      <w:proofErr w:type="gramEnd"/>
-      <w:r>
-        <w:t xml:space="preserve"> Modelo arquitectónico que organiza el sistema en diferentes vistas: lógica, procesos, implementación, despliegue y casos de uso. </w:t>
+        <w:t xml:space="preserve">      : Modelo arquitectónico que organiza el sistema en diferentes vistas: lógica, procesos, implementación, despliegue y casos de uso. </w:t>
       </w:r>
     </w:p>
     <w:p>
@@ -5386,15 +5257,7 @@
         <w:t>Indicador</w:t>
       </w:r>
       <w:r>
-        <w:t xml:space="preserve">    </w:t>
-      </w:r>
-      <w:proofErr w:type="gramStart"/>
-      <w:r>
-        <w:t xml:space="preserve">  :</w:t>
-      </w:r>
-      <w:proofErr w:type="gramEnd"/>
-      <w:r>
-        <w:t xml:space="preserve"> Métrica utilizada para representar resultados electorales o evaluación de propuestas.                                            </w:t>
+        <w:t xml:space="preserve">      : Métrica utilizada para representar resultados electorales o evaluación de propuestas.                                            </w:t>
       </w:r>
     </w:p>
     <w:p>
@@ -5410,30 +5273,10 @@
           <w:b/>
           <w:bCs/>
         </w:rPr>
-        <w:t xml:space="preserve">Reporte </w:t>
-      </w:r>
-      <w:proofErr w:type="gramStart"/>
-      <w:r>
-        <w:rPr>
-          <w:b/>
-          <w:bCs/>
-        </w:rPr>
-        <w:t>visual</w:t>
-      </w:r>
-      <w:r>
-        <w:t xml:space="preserve"> :</w:t>
-      </w:r>
-      <w:proofErr w:type="gramEnd"/>
-      <w:r>
-        <w:t xml:space="preserve">  Salida gráfica generada a partir de la información analizada en el </w:t>
-      </w:r>
-      <w:proofErr w:type="spellStart"/>
-      <w:r>
-        <w:t>dashboard</w:t>
-      </w:r>
-      <w:proofErr w:type="spellEnd"/>
-      <w:r>
-        <w:t>.</w:t>
+        <w:t>Reporte visual</w:t>
+      </w:r>
+      <w:r>
+        <w:t xml:space="preserve"> :  Salida gráfica generada a partir de la información analizada en el dashboard.</w:t>
       </w:r>
     </w:p>
     <w:p>
@@ -5656,15 +5499,7 @@
         </w:rPr>
       </w:pPr>
       <w:r>
-        <w:t xml:space="preserve">La priorización de requerimientos permite definir qué funcionalidades del sistema deben ser implementadas primero, considerando su importancia para el cumplimiento de los objetivos del sistema. Esta priorización se basa en el análisis realizado en el documento de requerimientos del sistema </w:t>
-      </w:r>
-      <w:proofErr w:type="spellStart"/>
-      <w:r>
-        <w:t>Dashboard</w:t>
-      </w:r>
-      <w:proofErr w:type="spellEnd"/>
-      <w:r>
-        <w:t xml:space="preserve"> electoral.</w:t>
+        <w:t>La priorización de requerimientos permite definir qué funcionalidades del sistema deben ser implementadas primero, considerando su importancia para el cumplimiento de los objetivos del sistema. Esta priorización se basa en el análisis realizado en el documento de requerimientos del sistema Dashboard electoral.</w:t>
       </w:r>
     </w:p>
     <w:p>
@@ -6329,16 +6164,8 @@
               <w:rPr>
                 <w:rFonts w:cs="Times New Roman"/>
               </w:rPr>
-              <w:t xml:space="preserve">Interacción con </w:t>
-            </w:r>
-            <w:proofErr w:type="spellStart"/>
-            <w:r>
-              <w:rPr>
-                <w:rFonts w:cs="Times New Roman"/>
-              </w:rPr>
-              <w:t>dashboard</w:t>
-            </w:r>
-            <w:proofErr w:type="spellEnd"/>
+              <w:t>Interacción con dashboard</w:t>
+            </w:r>
           </w:p>
         </w:tc>
         <w:tc>
@@ -6356,21 +6183,7 @@
               <w:rPr>
                 <w:rFonts w:cs="Times New Roman"/>
               </w:rPr>
-              <w:t xml:space="preserve">El usuario podrá interactuar con el </w:t>
-            </w:r>
-            <w:proofErr w:type="spellStart"/>
-            <w:r>
-              <w:rPr>
-                <w:rFonts w:cs="Times New Roman"/>
-              </w:rPr>
-              <w:t>dashboard</w:t>
-            </w:r>
-            <w:proofErr w:type="spellEnd"/>
-            <w:r>
-              <w:rPr>
-                <w:rFonts w:cs="Times New Roman"/>
-              </w:rPr>
-              <w:t xml:space="preserve"> mediante clics, filtros y segmentación de datos</w:t>
+              <w:t>El usuario podrá interactuar con el dashboard mediante clics, filtros y segmentación de datos</w:t>
             </w:r>
           </w:p>
         </w:tc>
@@ -7489,15 +7302,7 @@
         <w:ind w:left="792"/>
       </w:pPr>
       <w:r>
-        <w:t xml:space="preserve">El desarrollo del sistema </w:t>
-      </w:r>
-      <w:proofErr w:type="spellStart"/>
-      <w:r>
-        <w:t>Dashboard</w:t>
-      </w:r>
-      <w:proofErr w:type="spellEnd"/>
-      <w:r>
-        <w:t xml:space="preserve"> de análisis electoral presenta las siguientes restricciones arquitectónicas:</w:t>
+        <w:t>El desarrollo del sistema Dashboard de análisis electoral presenta las siguientes restricciones arquitectónicas:</w:t>
       </w:r>
     </w:p>
     <w:p>
@@ -7529,15 +7334,7 @@
         </w:numPr>
       </w:pPr>
       <w:r>
-        <w:t xml:space="preserve">El sistema será desarrollado utilizando herramientas de inteligencia de negocios como </w:t>
-      </w:r>
-      <w:proofErr w:type="spellStart"/>
-      <w:r>
-        <w:t>Power</w:t>
-      </w:r>
-      <w:proofErr w:type="spellEnd"/>
-      <w:r>
-        <w:t xml:space="preserve"> BI, Excel y Python.</w:t>
+        <w:t>El sistema será desarrollado utilizando herramientas de inteligencia de negocios como Power BI, Excel y Python.</w:t>
       </w:r>
     </w:p>
     <w:p>
@@ -7549,15 +7346,7 @@
         </w:numPr>
       </w:pPr>
       <w:r>
-        <w:t xml:space="preserve">No se desarrollará como una aplicación web tradicional con </w:t>
-      </w:r>
-      <w:proofErr w:type="spellStart"/>
-      <w:r>
-        <w:t>backend</w:t>
-      </w:r>
-      <w:proofErr w:type="spellEnd"/>
-      <w:r>
-        <w:t xml:space="preserve"> complejo.</w:t>
+        <w:t>No se desarrollará como una aplicación web tradicional con backend complejo.</w:t>
       </w:r>
     </w:p>
     <w:p>
@@ -7569,15 +7358,7 @@
         </w:numPr>
       </w:pPr>
       <w:r>
-        <w:t>El sistema dependerá de archivos de datos estructurados (</w:t>
-      </w:r>
-      <w:proofErr w:type="spellStart"/>
-      <w:r>
-        <w:t>datasets</w:t>
-      </w:r>
-      <w:proofErr w:type="spellEnd"/>
-      <w:r>
-        <w:t>).</w:t>
+        <w:t>El sistema dependerá de archivos de datos estructurados (datasets).</w:t>
       </w:r>
     </w:p>
     <w:p>
@@ -7753,15 +7534,7 @@
         </w:numPr>
       </w:pPr>
       <w:r>
-        <w:t xml:space="preserve">Cumplimiento de la Ley </w:t>
-      </w:r>
-      <w:proofErr w:type="spellStart"/>
-      <w:r>
-        <w:t>N°</w:t>
-      </w:r>
-      <w:proofErr w:type="spellEnd"/>
-      <w:r>
-        <w:t xml:space="preserve"> 29733 – Protección de Datos Personales.</w:t>
+        <w:t>Cumplimiento de la Ley N° 29733 – Protección de Datos Personales.</w:t>
       </w:r>
     </w:p>
     <w:p>
@@ -7868,15 +7641,7 @@
         <w:ind w:left="792"/>
       </w:pPr>
       <w:r>
-        <w:t xml:space="preserve">La vista de casos de uso describe las funcionalidades principales del sistema desde la perspectiva de los actores que interactúan con él. En el sistema </w:t>
-      </w:r>
-      <w:proofErr w:type="spellStart"/>
-      <w:r>
-        <w:t>Dashboard</w:t>
-      </w:r>
-      <w:proofErr w:type="spellEnd"/>
-      <w:r>
-        <w:t xml:space="preserve"> de análisis electoral, se identifican tres actores principales: Usuario General, Analista de Datos y Administrador.</w:t>
+        <w:t>La vista de casos de uso describe las funcionalidades principales del sistema desde la perspectiva de los actores que interactúan con él. En el sistema Dashboard de análisis electoral, se identifican tres actores principales: Usuario General, Analista de Datos y Administrador.</w:t>
       </w:r>
     </w:p>
     <w:p>
@@ -8374,15 +8139,7 @@
         </w:numPr>
       </w:pPr>
       <w:r>
-        <w:t>Visualización (</w:t>
-      </w:r>
-      <w:proofErr w:type="spellStart"/>
-      <w:r>
-        <w:t>dashboard</w:t>
-      </w:r>
-      <w:proofErr w:type="spellEnd"/>
-      <w:r>
-        <w:t>)</w:t>
+        <w:t>Visualización (dashboard)</w:t>
       </w:r>
     </w:p>
     <w:p>
@@ -8462,6 +8219,7 @@
           <w:rFonts w:cs="Times New Roman"/>
           <w:i/>
           <w:iCs/>
+          <w:noProof/>
           <w:color w:val="0000FF"/>
           <w:sz w:val="20"/>
           <w:szCs w:val="20"/>
@@ -9715,6 +9473,7 @@
       <w:r>
         <w:rPr>
           <w:rFonts w:cs="Times New Roman"/>
+          <w:noProof/>
         </w:rPr>
         <w:drawing>
           <wp:inline distT="0" distB="0" distL="0" distR="0" wp14:anchorId="4B9E7CA8" wp14:editId="776F4B82">
@@ -10165,23 +9924,7 @@
         <w:ind w:left="708"/>
       </w:pPr>
       <w:r>
-        <w:t xml:space="preserve">La vista de implementación describe cómo se organiza el sistema a nivel de componentes de software, módulos y herramientas tecnológicas utilizadas para construir el </w:t>
-      </w:r>
-      <w:proofErr w:type="spellStart"/>
-      <w:r>
-        <w:t>dashboard</w:t>
-      </w:r>
-      <w:proofErr w:type="spellEnd"/>
-      <w:r>
-        <w:t xml:space="preserve">. En este proyecto, la arquitectura se basa en un flujo de datos donde la información electoral y los planes de gobierno son recopilados, limpiados, estructurados y posteriormente visualizados mediante </w:t>
-      </w:r>
-      <w:proofErr w:type="spellStart"/>
-      <w:r>
-        <w:t>Power</w:t>
-      </w:r>
-      <w:proofErr w:type="spellEnd"/>
-      <w:r>
-        <w:t xml:space="preserve"> BI.</w:t>
+        <w:t>La vista de implementación describe cómo se organiza el sistema a nivel de componentes de software, módulos y herramientas tecnológicas utilizadas para construir el dashboard. En este proyecto, la arquitectura se basa en un flujo de datos donde la información electoral y los planes de gobierno son recopilados, limpiados, estructurados y posteriormente visualizados mediante Power BI.</w:t>
       </w:r>
     </w:p>
     <w:p>
@@ -10192,15 +9935,7 @@
         </w:rPr>
       </w:pPr>
       <w:r>
-        <w:t xml:space="preserve">El sistema no contempla una aplicación web compleja con </w:t>
-      </w:r>
-      <w:proofErr w:type="spellStart"/>
-      <w:r>
-        <w:t>backend</w:t>
-      </w:r>
-      <w:proofErr w:type="spellEnd"/>
-      <w:r>
-        <w:t xml:space="preserve"> transaccional, sino una arquitectura orientada a inteligencia de negocios, donde los datos son procesados y transformados para alimentar visualizaciones interactivas.</w:t>
+        <w:t>El sistema no contempla una aplicación web compleja con backend transaccional, sino una arquitectura orientada a inteligencia de negocios, donde los datos son procesados y transformados para alimentar visualizaciones interactivas.</w:t>
       </w:r>
     </w:p>
     <w:p>
@@ -10278,6 +10013,7 @@
       <w:r>
         <w:rPr>
           <w:rFonts w:cs="Times New Roman"/>
+          <w:noProof/>
           <w:lang w:eastAsia="es-PE"/>
         </w:rPr>
         <w:drawing>
@@ -10658,55 +10394,7 @@
           <w:rFonts w:cs="Times New Roman"/>
           <w:lang w:eastAsia="es-PE"/>
         </w:rPr>
-        <w:t xml:space="preserve">El diagrama de arquitectura software organiza el sistema en cuatro capas principales. La capa de datos contiene los </w:t>
-      </w:r>
-      <w:proofErr w:type="spellStart"/>
-      <w:r>
-        <w:rPr>
-          <w:rFonts w:cs="Times New Roman"/>
-          <w:lang w:eastAsia="es-PE"/>
-        </w:rPr>
-        <w:t>datasets</w:t>
-      </w:r>
-      <w:proofErr w:type="spellEnd"/>
-      <w:r>
-        <w:rPr>
-          <w:rFonts w:cs="Times New Roman"/>
-          <w:lang w:eastAsia="es-PE"/>
-        </w:rPr>
-        <w:t xml:space="preserve"> electorales, planes de gobierno y fuentes oficiales. La capa de procesamiento se encarga de limpiar, transformar y clasificar la información. La capa de análisis genera indicadores electorales, métricas de comparación y evaluación de propuestas. Finalmente, la capa de visualización presenta la información mediante </w:t>
-      </w:r>
-      <w:proofErr w:type="spellStart"/>
-      <w:r>
-        <w:rPr>
-          <w:rFonts w:cs="Times New Roman"/>
-          <w:lang w:eastAsia="es-PE"/>
-        </w:rPr>
-        <w:t>dashboards</w:t>
-      </w:r>
-      <w:proofErr w:type="spellEnd"/>
-      <w:r>
-        <w:rPr>
-          <w:rFonts w:cs="Times New Roman"/>
-          <w:lang w:eastAsia="es-PE"/>
-        </w:rPr>
-        <w:t xml:space="preserve"> interactivos, gráficos y reportes visuales en </w:t>
-      </w:r>
-      <w:proofErr w:type="spellStart"/>
-      <w:r>
-        <w:rPr>
-          <w:rFonts w:cs="Times New Roman"/>
-          <w:lang w:eastAsia="es-PE"/>
-        </w:rPr>
-        <w:t>Power</w:t>
-      </w:r>
-      <w:proofErr w:type="spellEnd"/>
-      <w:r>
-        <w:rPr>
-          <w:rFonts w:cs="Times New Roman"/>
-          <w:lang w:eastAsia="es-PE"/>
-        </w:rPr>
-        <w:t xml:space="preserve"> BI.</w:t>
+        <w:t>El diagrama de arquitectura software organiza el sistema en cuatro capas principales. La capa de datos contiene los datasets electorales, planes de gobierno y fuentes oficiales. La capa de procesamiento se encarga de limpiar, transformar y clasificar la información. La capa de análisis genera indicadores electorales, métricas de comparación y evaluación de propuestas. Finalmente, la capa de visualización presenta la información mediante dashboards interactivos, gráficos y reportes visuales en Power BI.</w:t>
       </w:r>
     </w:p>
     <w:p>
@@ -10785,105 +10473,35 @@
         <w:rPr>
           <w:lang w:eastAsia="es-PE"/>
         </w:rPr>
-        <w:t xml:space="preserve">El diagrama de componentes representa la arquitectura del sistema a nivel de implementación, mostrando los elementos principales que intervienen en el funcionamiento del </w:t>
-      </w:r>
-      <w:proofErr w:type="spellStart"/>
-      <w:r>
+        <w:t>El diagrama de componentes representa la arquitectura del sistema a nivel de implementación, mostrando los elementos principales que intervienen en el funcionamiento del dashboard. El usuario interactúa directamente con el componente Power BI Dashboard, el cual permite visualizar la información mediante gráficos interactivos y reportes.</w:t>
+      </w:r>
+    </w:p>
+    <w:p>
+      <w:pPr>
+        <w:ind w:left="1224"/>
         <w:rPr>
           <w:lang w:eastAsia="es-PE"/>
         </w:rPr>
-        <w:t>dashboard</w:t>
-      </w:r>
-      <w:proofErr w:type="spellEnd"/>
+      </w:pPr>
       <w:r>
         <w:rPr>
           <w:lang w:eastAsia="es-PE"/>
         </w:rPr>
-        <w:t xml:space="preserve">. El usuario interactúa directamente con el componente </w:t>
-      </w:r>
-      <w:proofErr w:type="spellStart"/>
-      <w:r>
+        <w:t>El dashboard se conecta con el Modelo de Datos, donde se estructuran los datos previamente procesados. Este modelo es alimentado por el componente Procesamiento ETL, encargado de la extracción, transformación y carga de datos provenientes de diferentes fuentes.</w:t>
+      </w:r>
+    </w:p>
+    <w:p>
+      <w:pPr>
+        <w:ind w:left="1224"/>
         <w:rPr>
           <w:lang w:eastAsia="es-PE"/>
         </w:rPr>
-        <w:t>Power</w:t>
-      </w:r>
-      <w:proofErr w:type="spellEnd"/>
+      </w:pPr>
       <w:r>
         <w:rPr>
           <w:lang w:eastAsia="es-PE"/>
         </w:rPr>
-        <w:t xml:space="preserve"> BI </w:t>
-      </w:r>
-      <w:proofErr w:type="spellStart"/>
-      <w:r>
-        <w:rPr>
-          <w:lang w:eastAsia="es-PE"/>
-        </w:rPr>
-        <w:t>Dashboard</w:t>
-      </w:r>
-      <w:proofErr w:type="spellEnd"/>
-      <w:r>
-        <w:rPr>
-          <w:lang w:eastAsia="es-PE"/>
-        </w:rPr>
-        <w:t>, el cual permite visualizar la información mediante gráficos interactivos y reportes.</w:t>
-      </w:r>
-    </w:p>
-    <w:p>
-      <w:pPr>
-        <w:ind w:left="1224"/>
-        <w:rPr>
-          <w:lang w:eastAsia="es-PE"/>
-        </w:rPr>
-      </w:pPr>
-      <w:r>
-        <w:rPr>
-          <w:lang w:eastAsia="es-PE"/>
-        </w:rPr>
-        <w:t xml:space="preserve">El </w:t>
-      </w:r>
-      <w:proofErr w:type="spellStart"/>
-      <w:r>
-        <w:rPr>
-          <w:lang w:eastAsia="es-PE"/>
-        </w:rPr>
-        <w:t>dashboard</w:t>
-      </w:r>
-      <w:proofErr w:type="spellEnd"/>
-      <w:r>
-        <w:rPr>
-          <w:lang w:eastAsia="es-PE"/>
-        </w:rPr>
-        <w:t xml:space="preserve"> se conecta con el Modelo de Datos, donde se estructuran los datos previamente procesados. Este modelo es alimentado por el componente Procesamiento ETL, encargado de la extracción, transformación y carga de datos provenientes de diferentes fuentes.</w:t>
-      </w:r>
-    </w:p>
-    <w:p>
-      <w:pPr>
-        <w:ind w:left="1224"/>
-        <w:rPr>
-          <w:lang w:eastAsia="es-PE"/>
-        </w:rPr>
-      </w:pPr>
-      <w:r>
-        <w:rPr>
-          <w:lang w:eastAsia="es-PE"/>
-        </w:rPr>
-        <w:t xml:space="preserve">Las principales fuentes de datos incluyen información electoral de la ONPE, planes de gobierno de los candidatos y archivos estructurados como Excel o CSV. Esta arquitectura permite integrar múltiples fuentes, procesarlas y presentarlas de forma clara y organizada en el </w:t>
-      </w:r>
-      <w:proofErr w:type="spellStart"/>
-      <w:r>
-        <w:rPr>
-          <w:lang w:eastAsia="es-PE"/>
-        </w:rPr>
-        <w:t>dashboard</w:t>
-      </w:r>
-      <w:proofErr w:type="spellEnd"/>
-      <w:r>
-        <w:rPr>
-          <w:lang w:eastAsia="es-PE"/>
-        </w:rPr>
-        <w:t>.</w:t>
+        <w:t>Las principales fuentes de datos incluyen información electoral de la ONPE, planes de gobierno de los candidatos y archivos estructurados como Excel o CSV. Esta arquitectura permite integrar múltiples fuentes, procesarlas y presentarlas de forma clara y organizada en el dashboard.</w:t>
       </w:r>
     </w:p>
     <w:p>
@@ -10923,6 +10541,7 @@
           <w:rFonts w:cs="Times New Roman"/>
           <w:i/>
           <w:iCs/>
+          <w:noProof/>
           <w:color w:val="0000FF"/>
           <w:sz w:val="20"/>
           <w:szCs w:val="20"/>
@@ -11120,32 +10739,8 @@
                                 <w:iCs w:val="0"/>
                                 <w:color w:val="auto"/>
                               </w:rPr>
-                              <w:t xml:space="preserve">Diagrama </w:t>
+                              <w:t>Diagrama de componenete</w:t>
                             </w:r>
-                            <w:r>
-                              <w:rPr>
-                                <w:rFonts w:ascii="Times New Roman" w:hAnsi="Times New Roman" w:cs="Times New Roman"/>
-                                <w:b/>
-                                <w:bCs/>
-                                <w:i w:val="0"/>
-                                <w:iCs w:val="0"/>
-                                <w:color w:val="auto"/>
-                              </w:rPr>
-                              <w:t xml:space="preserve">de </w:t>
-                            </w:r>
-                            <w:proofErr w:type="spellStart"/>
-                            <w:r>
-                              <w:rPr>
-                                <w:rFonts w:ascii="Times New Roman" w:hAnsi="Times New Roman" w:cs="Times New Roman"/>
-                                <w:b/>
-                                <w:bCs/>
-                                <w:i w:val="0"/>
-                                <w:iCs w:val="0"/>
-                                <w:color w:val="auto"/>
-                              </w:rPr>
-                              <w:t>componenete</w:t>
-                            </w:r>
-                            <w:proofErr w:type="spellEnd"/>
                           </w:p>
                           <w:p>
                             <w:pPr>
@@ -11395,15 +10990,7 @@
         <w:ind w:left="792"/>
       </w:pPr>
       <w:r>
-        <w:t xml:space="preserve">La vista de procesos describe cómo el sistema se comporta dinámicamente, mostrando el flujo de actividades y la interacción entre los distintos procesos que permiten el funcionamiento del </w:t>
-      </w:r>
-      <w:proofErr w:type="spellStart"/>
-      <w:r>
-        <w:t>dashboard</w:t>
-      </w:r>
-      <w:proofErr w:type="spellEnd"/>
-      <w:r>
-        <w:t>. En este sistema, los procesos están orientados principalmente al análisis de datos, desde la carga de información hasta su visualización y generación de reportes.</w:t>
+        <w:t>La vista de procesos describe cómo el sistema se comporta dinámicamente, mostrando el flujo de actividades y la interacción entre los distintos procesos que permiten el funcionamiento del dashboard. En este sistema, los procesos están orientados principalmente al análisis de datos, desde la carga de información hasta su visualización y generación de reportes.</w:t>
       </w:r>
     </w:p>
     <w:p>
@@ -11457,15 +11044,7 @@
         <w:ind w:left="1416"/>
       </w:pPr>
       <w:r>
-        <w:t xml:space="preserve">El diagrama de procesos del sistema representa el flujo general de funcionamiento del </w:t>
-      </w:r>
-      <w:proofErr w:type="spellStart"/>
-      <w:r>
-        <w:t>dashboard</w:t>
-      </w:r>
-      <w:proofErr w:type="spellEnd"/>
-      <w:r>
-        <w:t xml:space="preserve"> de análisis electoral. El proceso inicia con la obtención de datos desde fuentes oficiales, seguido del procesamiento de la información mediante técnicas de limpieza y transformación (ETL).</w:t>
+        <w:t>El diagrama de procesos del sistema representa el flujo general de funcionamiento del dashboard de análisis electoral. El proceso inicia con la obtención de datos desde fuentes oficiales, seguido del procesamiento de la información mediante técnicas de limpieza y transformación (ETL).</w:t>
       </w:r>
     </w:p>
     <w:p>
@@ -11473,15 +11052,7 @@
         <w:ind w:left="1416"/>
       </w:pPr>
       <w:r>
-        <w:t xml:space="preserve">Posteriormente, el sistema permite realizar dos tipos principales de análisis: el análisis electoral, donde se cargan resultados y se generan indicadores, y el análisis de propuestas, donde se clasifican las propuestas y se evalúa su impacto y viabilidad. Una vez procesada la información, el sistema presenta los datos mediante un </w:t>
-      </w:r>
-      <w:proofErr w:type="spellStart"/>
-      <w:r>
-        <w:t>dashboard</w:t>
-      </w:r>
-      <w:proofErr w:type="spellEnd"/>
-      <w:r>
-        <w:t xml:space="preserve"> interactivo.</w:t>
+        <w:t>Posteriormente, el sistema permite realizar dos tipos principales de análisis: el análisis electoral, donde se cargan resultados y se generan indicadores, y el análisis de propuestas, donde se clasifican las propuestas y se evalúa su impacto y viabilidad. Una vez procesada la información, el sistema presenta los datos mediante un dashboard interactivo.</w:t>
       </w:r>
     </w:p>
     <w:p>
@@ -11511,6 +11082,7 @@
           <w:rFonts w:cs="Times New Roman"/>
           <w:i/>
           <w:iCs/>
+          <w:noProof/>
           <w:color w:val="0000FF"/>
           <w:sz w:val="20"/>
           <w:szCs w:val="20"/>
@@ -11692,18 +11264,7 @@
                                 <w:iCs w:val="0"/>
                                 <w:color w:val="auto"/>
                               </w:rPr>
-                              <w:t xml:space="preserve">Diagrama de </w:t>
-                            </w:r>
-                            <w:r>
-                              <w:rPr>
-                                <w:rFonts w:ascii="Times New Roman" w:hAnsi="Times New Roman" w:cs="Times New Roman"/>
-                                <w:b/>
-                                <w:bCs/>
-                                <w:i w:val="0"/>
-                                <w:iCs w:val="0"/>
-                                <w:color w:val="auto"/>
-                              </w:rPr>
-                              <w:t>actividad</w:t>
+                              <w:t>Diagrama de actividad</w:t>
                             </w:r>
                           </w:p>
                           <w:p>
@@ -12039,23 +11600,7 @@
         <w:ind w:left="792"/>
       </w:pPr>
       <w:r>
-        <w:t xml:space="preserve">La vista de despliegue representa la distribución física del sistema y muestra los nodos donde se ejecutan sus componentes. En el caso del </w:t>
-      </w:r>
-      <w:proofErr w:type="spellStart"/>
-      <w:r>
-        <w:t>Dashboard</w:t>
-      </w:r>
-      <w:proofErr w:type="spellEnd"/>
-      <w:r>
-        <w:t xml:space="preserve"> de análisis electoral y evaluación de planes de gobierno – Perú 2021, el sistema se despliega en un entorno web, permitiendo que el usuario acceda al </w:t>
-      </w:r>
-      <w:proofErr w:type="spellStart"/>
-      <w:r>
-        <w:t>dashboard</w:t>
-      </w:r>
-      <w:proofErr w:type="spellEnd"/>
-      <w:r>
-        <w:t xml:space="preserve"> desde un navegador mediante conexión a internet.</w:t>
+        <w:t>La vista de despliegue representa la distribución física del sistema y muestra los nodos donde se ejecutan sus componentes. En el caso del Dashboard de análisis electoral y evaluación de planes de gobierno – Perú 2021, el sistema se despliega en un entorno web, permitiendo que el usuario acceda al dashboard desde un navegador mediante conexión a internet.</w:t>
       </w:r>
     </w:p>
     <w:p>
@@ -12063,31 +11608,7 @@
         <w:ind w:left="792"/>
       </w:pPr>
       <w:r>
-        <w:t xml:space="preserve">El sistema utiliza fuentes de datos estructuradas, procesamiento de información y visualización mediante </w:t>
-      </w:r>
-      <w:proofErr w:type="spellStart"/>
-      <w:r>
-        <w:t>Power</w:t>
-      </w:r>
-      <w:proofErr w:type="spellEnd"/>
-      <w:r>
-        <w:t xml:space="preserve"> BI, por lo que su despliegue se apoya en equipos de desarrollo, almacenamiento de datos y un servicio web o </w:t>
-      </w:r>
-      <w:proofErr w:type="spellStart"/>
-      <w:r>
-        <w:t>cloud</w:t>
-      </w:r>
-      <w:proofErr w:type="spellEnd"/>
-      <w:r>
-        <w:t xml:space="preserve"> para publicación del </w:t>
-      </w:r>
-      <w:proofErr w:type="spellStart"/>
-      <w:r>
-        <w:t>dashboard</w:t>
-      </w:r>
-      <w:proofErr w:type="spellEnd"/>
-      <w:r>
-        <w:t>.</w:t>
+        <w:t>El sistema utiliza fuentes de datos estructuradas, procesamiento de información y visualización mediante Power BI, por lo que su despliegue se apoya en equipos de desarrollo, almacenamiento de datos y un servicio web o cloud para publicación del dashboard.</w:t>
       </w:r>
     </w:p>
     <w:p>
@@ -12137,39 +11658,7 @@
           <w:rFonts w:cs="Times New Roman"/>
           <w:lang w:eastAsia="es-PE"/>
         </w:rPr>
-        <w:t xml:space="preserve">El diagrama de despliegue muestra la distribución física del sistema. El equipo de desarrollo utiliza </w:t>
-      </w:r>
-      <w:proofErr w:type="spellStart"/>
-      <w:r>
-        <w:rPr>
-          <w:rFonts w:cs="Times New Roman"/>
-          <w:lang w:eastAsia="es-PE"/>
-        </w:rPr>
-        <w:t>Power</w:t>
-      </w:r>
-      <w:proofErr w:type="spellEnd"/>
-      <w:r>
-        <w:rPr>
-          <w:rFonts w:cs="Times New Roman"/>
-          <w:lang w:eastAsia="es-PE"/>
-        </w:rPr>
-        <w:t xml:space="preserve"> BI Desktop, archivos Excel/CSV y herramientas de limpieza de datos como Python o Excel para preparar la información electoral y los planes de gobierno. Estos datos son organizados en un repositorio de datos compuesto por el </w:t>
-      </w:r>
-      <w:proofErr w:type="spellStart"/>
-      <w:r>
-        <w:rPr>
-          <w:rFonts w:cs="Times New Roman"/>
-          <w:lang w:eastAsia="es-PE"/>
-        </w:rPr>
-        <w:t>dataset</w:t>
-      </w:r>
-      <w:proofErr w:type="spellEnd"/>
-      <w:r>
-        <w:rPr>
-          <w:rFonts w:cs="Times New Roman"/>
-          <w:lang w:eastAsia="es-PE"/>
-        </w:rPr>
-        <w:t xml:space="preserve"> electoral y la información de planes de gobierno.</w:t>
+        <w:t>El diagrama de despliegue muestra la distribución física del sistema. El equipo de desarrollo utiliza Power BI Desktop, archivos Excel/CSV y herramientas de limpieza de datos como Python o Excel para preparar la información electoral y los planes de gobierno. Estos datos son organizados en un repositorio de datos compuesto por el dataset electoral y la información de planes de gobierno.</w:t>
       </w:r>
     </w:p>
     <w:p>
@@ -12186,103 +11675,7 @@
           <w:rFonts w:cs="Times New Roman"/>
           <w:lang w:eastAsia="es-PE"/>
         </w:rPr>
-        <w:t xml:space="preserve">Posteriormente, el </w:t>
-      </w:r>
-      <w:proofErr w:type="spellStart"/>
-      <w:r>
-        <w:rPr>
-          <w:rFonts w:cs="Times New Roman"/>
-          <w:lang w:eastAsia="es-PE"/>
-        </w:rPr>
-        <w:t>dashboard</w:t>
-      </w:r>
-      <w:proofErr w:type="spellEnd"/>
-      <w:r>
-        <w:rPr>
-          <w:rFonts w:cs="Times New Roman"/>
-          <w:lang w:eastAsia="es-PE"/>
-        </w:rPr>
-        <w:t xml:space="preserve"> es construido en </w:t>
-      </w:r>
-      <w:proofErr w:type="spellStart"/>
-      <w:r>
-        <w:rPr>
-          <w:rFonts w:cs="Times New Roman"/>
-          <w:lang w:eastAsia="es-PE"/>
-        </w:rPr>
-        <w:t>Power</w:t>
-      </w:r>
-      <w:proofErr w:type="spellEnd"/>
-      <w:r>
-        <w:rPr>
-          <w:rFonts w:cs="Times New Roman"/>
-          <w:lang w:eastAsia="es-PE"/>
-        </w:rPr>
-        <w:t xml:space="preserve"> BI Desktop y publicado en un servicio web o entorno </w:t>
-      </w:r>
-      <w:proofErr w:type="spellStart"/>
-      <w:r>
-        <w:rPr>
-          <w:rFonts w:cs="Times New Roman"/>
-          <w:lang w:eastAsia="es-PE"/>
-        </w:rPr>
-        <w:t>cloud</w:t>
-      </w:r>
-      <w:proofErr w:type="spellEnd"/>
-      <w:r>
-        <w:rPr>
-          <w:rFonts w:cs="Times New Roman"/>
-          <w:lang w:eastAsia="es-PE"/>
-        </w:rPr>
-        <w:t xml:space="preserve">, como </w:t>
-      </w:r>
-      <w:proofErr w:type="spellStart"/>
-      <w:r>
-        <w:rPr>
-          <w:rFonts w:cs="Times New Roman"/>
-          <w:lang w:eastAsia="es-PE"/>
-        </w:rPr>
-        <w:t>Power</w:t>
-      </w:r>
-      <w:proofErr w:type="spellEnd"/>
-      <w:r>
-        <w:rPr>
-          <w:rFonts w:cs="Times New Roman"/>
-          <w:lang w:eastAsia="es-PE"/>
-        </w:rPr>
-        <w:t xml:space="preserve"> BI </w:t>
-      </w:r>
-      <w:proofErr w:type="spellStart"/>
-      <w:r>
-        <w:rPr>
-          <w:rFonts w:cs="Times New Roman"/>
-          <w:lang w:eastAsia="es-PE"/>
-        </w:rPr>
-        <w:t>Service</w:t>
-      </w:r>
-      <w:proofErr w:type="spellEnd"/>
-      <w:r>
-        <w:rPr>
-          <w:rFonts w:cs="Times New Roman"/>
-          <w:lang w:eastAsia="es-PE"/>
-        </w:rPr>
-        <w:t xml:space="preserve">. Finalmente, el usuario final accede al </w:t>
-      </w:r>
-      <w:proofErr w:type="spellStart"/>
-      <w:r>
-        <w:rPr>
-          <w:rFonts w:cs="Times New Roman"/>
-          <w:lang w:eastAsia="es-PE"/>
-        </w:rPr>
-        <w:t>dashboard</w:t>
-      </w:r>
-      <w:proofErr w:type="spellEnd"/>
-      <w:r>
-        <w:rPr>
-          <w:rFonts w:cs="Times New Roman"/>
-          <w:lang w:eastAsia="es-PE"/>
-        </w:rPr>
-        <w:t xml:space="preserve"> publicado desde un navegador web con conexión a internet, visualizando reportes e indicadores interactivos.</w:t>
+        <w:t>Posteriormente, el dashboard es construido en Power BI Desktop y publicado en un servicio web o entorno cloud, como Power BI Service. Finalmente, el usuario final accede al dashboard publicado desde un navegador web con conexión a internet, visualizando reportes e indicadores interactivos.</w:t>
       </w:r>
     </w:p>
     <w:bookmarkEnd w:id="26"/>
@@ -12307,6 +11700,7 @@
           <w:rFonts w:cs="Times New Roman"/>
           <w:i/>
           <w:iCs/>
+          <w:noProof/>
           <w:color w:val="0000FF"/>
           <w:sz w:val="20"/>
           <w:szCs w:val="20"/>
@@ -12808,23 +12202,7 @@
           <w:rFonts w:cs="Times New Roman"/>
           <w:lang w:eastAsia="es-PE"/>
         </w:rPr>
-        <w:t xml:space="preserve">La funcionalidad del sistema se evalúa en base a las capacidades que ofrece el </w:t>
-      </w:r>
-      <w:proofErr w:type="spellStart"/>
-      <w:r>
-        <w:rPr>
-          <w:rFonts w:cs="Times New Roman"/>
-          <w:lang w:eastAsia="es-PE"/>
-        </w:rPr>
-        <w:t>dashboard</w:t>
-      </w:r>
-      <w:proofErr w:type="spellEnd"/>
-      <w:r>
-        <w:rPr>
-          <w:rFonts w:cs="Times New Roman"/>
-          <w:lang w:eastAsia="es-PE"/>
-        </w:rPr>
-        <w:t xml:space="preserve"> para cumplir con los requerimientos definidos. El sistema permite visualizar resultados electorales, filtrar información, consultar planes de gobierno, comparar candidatos, generar indicadores y elaborar reportes visuales. Estas funciones garantizan que el sistema cumpla con su propósito principal de facilitar el análisis de información electoral.</w:t>
+        <w:t>La funcionalidad del sistema se evalúa en base a las capacidades que ofrece el dashboard para cumplir con los requerimientos definidos. El sistema permite visualizar resultados electorales, filtrar información, consultar planes de gobierno, comparar candidatos, generar indicadores y elaborar reportes visuales. Estas funciones garantizan que el sistema cumpla con su propósito principal de facilitar el análisis de información electoral.</w:t>
       </w:r>
     </w:p>
     <w:p>
@@ -12892,23 +12270,7 @@
           <w:rFonts w:cs="Times New Roman"/>
           <w:lang w:eastAsia="es-PE"/>
         </w:rPr>
-        <w:t xml:space="preserve">La usabilidad del sistema se refiere a la facilidad con la que los usuarios pueden aprender a utilizar el </w:t>
-      </w:r>
-      <w:proofErr w:type="spellStart"/>
-      <w:r>
-        <w:rPr>
-          <w:rFonts w:cs="Times New Roman"/>
-          <w:lang w:eastAsia="es-PE"/>
-        </w:rPr>
-        <w:t>dashboard</w:t>
-      </w:r>
-      <w:proofErr w:type="spellEnd"/>
-      <w:r>
-        <w:rPr>
-          <w:rFonts w:cs="Times New Roman"/>
-          <w:lang w:eastAsia="es-PE"/>
-        </w:rPr>
-        <w:t xml:space="preserve"> y comprender la información presentada. En este caso, el sistema está diseñado con una interfaz intuitiva basada en gráficos interactivos, filtros dinámicos y visualizaciones claras.</w:t>
+        <w:t>La usabilidad del sistema se refiere a la facilidad con la que los usuarios pueden aprender a utilizar el dashboard y comprender la información presentada. En este caso, el sistema está diseñado con una interfaz intuitiva basada en gráficos interactivos, filtros dinámicos y visualizaciones claras.</w:t>
       </w:r>
     </w:p>
     <w:p>
@@ -12925,23 +12287,7 @@
           <w:rFonts w:cs="Times New Roman"/>
           <w:lang w:eastAsia="es-PE"/>
         </w:rPr>
-        <w:t xml:space="preserve">El usuario puede navegar fácilmente entre las diferentes secciones del </w:t>
-      </w:r>
-      <w:proofErr w:type="spellStart"/>
-      <w:r>
-        <w:rPr>
-          <w:rFonts w:cs="Times New Roman"/>
-          <w:lang w:eastAsia="es-PE"/>
-        </w:rPr>
-        <w:t>dashboard</w:t>
-      </w:r>
-      <w:proofErr w:type="spellEnd"/>
-      <w:r>
-        <w:rPr>
-          <w:rFonts w:cs="Times New Roman"/>
-          <w:lang w:eastAsia="es-PE"/>
-        </w:rPr>
-        <w:t>, aplicar filtros y analizar los resultados sin necesidad de conocimientos técnicos avanzados. Además, el sistema minimiza errores mediante una interacción guiada y presenta la información de manera comprensible, lo que mejora la experiencia del usuario, generando confianza y satisfacción.</w:t>
+        <w:t>El usuario puede navegar fácilmente entre las diferentes secciones del dashboard, aplicar filtros y analizar los resultados sin necesidad de conocimientos técnicos avanzados. Además, el sistema minimiza errores mediante una interacción guiada y presenta la información de manera comprensible, lo que mejora la experiencia del usuario, generando confianza y satisfacción.</w:t>
       </w:r>
     </w:p>
     <w:p>
@@ -13070,23 +12416,7 @@
           <w:rFonts w:cs="Times New Roman"/>
           <w:lang w:eastAsia="es-PE"/>
         </w:rPr>
-        <w:t xml:space="preserve">El rendimiento del sistema se evalúa en función del tiempo de respuesta y la eficiencia en el procesamiento de datos. El </w:t>
-      </w:r>
-      <w:proofErr w:type="spellStart"/>
-      <w:r>
-        <w:rPr>
-          <w:rFonts w:cs="Times New Roman"/>
-          <w:lang w:eastAsia="es-PE"/>
-        </w:rPr>
-        <w:t>dashboard</w:t>
-      </w:r>
-      <w:proofErr w:type="spellEnd"/>
-      <w:r>
-        <w:rPr>
-          <w:rFonts w:cs="Times New Roman"/>
-          <w:lang w:eastAsia="es-PE"/>
-        </w:rPr>
-        <w:t xml:space="preserve"> debe ser capaz de cargar información, aplicar filtros y actualizar visualizaciones en un tiempo menor a 5 segundos.</w:t>
+        <w:t>El rendimiento del sistema se evalúa en función del tiempo de respuesta y la eficiencia en el procesamiento de datos. El dashboard debe ser capaz de cargar información, aplicar filtros y actualizar visualizaciones en un tiempo menor a 5 segundos.</w:t>
       </w:r>
     </w:p>
     <w:p>
@@ -13103,23 +12433,7 @@
           <w:rFonts w:cs="Times New Roman"/>
           <w:lang w:eastAsia="es-PE"/>
         </w:rPr>
-        <w:t xml:space="preserve">El uso de herramientas de inteligencia de negocios como </w:t>
-      </w:r>
-      <w:proofErr w:type="spellStart"/>
-      <w:r>
-        <w:rPr>
-          <w:rFonts w:cs="Times New Roman"/>
-          <w:lang w:eastAsia="es-PE"/>
-        </w:rPr>
-        <w:t>Power</w:t>
-      </w:r>
-      <w:proofErr w:type="spellEnd"/>
-      <w:r>
-        <w:rPr>
-          <w:rFonts w:cs="Times New Roman"/>
-          <w:lang w:eastAsia="es-PE"/>
-        </w:rPr>
-        <w:t xml:space="preserve"> BI permite optimizar el procesamiento de grandes volúmenes de datos, garantizando una respuesta rápida y eficiente. Esto asegura una experiencia fluida para el usuario, evitando retrasos en la interacción con el sistema.</w:t>
+        <w:t>El uso de herramientas de inteligencia de negocios como Power BI permite optimizar el procesamiento de grandes volúmenes de datos, garantizando una respuesta rápida y eficiente. Esto asegura una experiencia fluida para el usuario, evitando retrasos en la interacción con el sistema.</w:t>
       </w:r>
     </w:p>
     <w:p>
@@ -13170,23 +12484,7 @@
           <w:rFonts w:cs="Times New Roman"/>
           <w:lang w:eastAsia="es-PE"/>
         </w:rPr>
-        <w:t xml:space="preserve">La mantenibilidad del sistema se refiere a la facilidad con la que puede ser modificado, actualizado o mejorado sin afectar su funcionamiento. El sistema permite la actualización de </w:t>
-      </w:r>
-      <w:proofErr w:type="spellStart"/>
-      <w:r>
-        <w:rPr>
-          <w:rFonts w:cs="Times New Roman"/>
-          <w:lang w:eastAsia="es-PE"/>
-        </w:rPr>
-        <w:t>datasets</w:t>
-      </w:r>
-      <w:proofErr w:type="spellEnd"/>
-      <w:r>
-        <w:rPr>
-          <w:rFonts w:cs="Times New Roman"/>
-          <w:lang w:eastAsia="es-PE"/>
-        </w:rPr>
-        <w:t>, la modificación de indicadores y la incorporación de nuevas visualizaciones sin necesidad de rediseñar toda la estructura.</w:t>
+        <w:t>La mantenibilidad del sistema se refiere a la facilidad con la que puede ser modificado, actualizado o mejorado sin afectar su funcionamiento. El sistema permite la actualización de datasets, la modificación de indicadores y la incorporación de nuevas visualizaciones sin necesidad de rediseñar toda la estructura.</w:t>
       </w:r>
     </w:p>
     <w:p>
@@ -13203,23 +12501,7 @@
           <w:rFonts w:cs="Times New Roman"/>
           <w:lang w:eastAsia="es-PE"/>
         </w:rPr>
-        <w:t xml:space="preserve">Esto facilita su evolución en el tiempo, permitiendo adaptar el </w:t>
-      </w:r>
-      <w:proofErr w:type="spellStart"/>
-      <w:r>
-        <w:rPr>
-          <w:rFonts w:cs="Times New Roman"/>
-          <w:lang w:eastAsia="es-PE"/>
-        </w:rPr>
-        <w:t>dashboard</w:t>
-      </w:r>
-      <w:proofErr w:type="spellEnd"/>
-      <w:r>
-        <w:rPr>
-          <w:rFonts w:cs="Times New Roman"/>
-          <w:lang w:eastAsia="es-PE"/>
-        </w:rPr>
-        <w:t xml:space="preserve"> a nuevos procesos electorales, cambios en la información o mejoras en el análisis de datos. La arquitectura modular del sistema contribuye a que estas modificaciones sean realizadas de manera eficiente.</w:t>
+        <w:t>Esto facilita su evolución en el tiempo, permitiendo adaptar el dashboard a nuevos procesos electorales, cambios en la información o mejoras en el análisis de datos. La arquitectura modular del sistema contribuye a que estas modificaciones sean realizadas de manera eficiente.</w:t>
       </w:r>
     </w:p>
     <w:p>
@@ -14713,6 +13995,7 @@
     <w:lsdException w:name="HTML Sample" w:semiHidden="1" w:unhideWhenUsed="1"/>
     <w:lsdException w:name="HTML Typewriter" w:semiHidden="1" w:unhideWhenUsed="1"/>
     <w:lsdException w:name="HTML Variable" w:semiHidden="1" w:unhideWhenUsed="1"/>
+    <w:lsdException w:name="Normal Table" w:semiHidden="1" w:unhideWhenUsed="1"/>
     <w:lsdException w:name="annotation subject" w:semiHidden="1" w:unhideWhenUsed="1"/>
     <w:lsdException w:name="No List" w:semiHidden="1" w:unhideWhenUsed="1"/>
     <w:lsdException w:name="Outline List 1" w:semiHidden="1" w:unhideWhenUsed="1"/>
@@ -14759,8 +14042,10 @@
     <w:lsdException w:name="Table Subtle 2" w:semiHidden="1" w:unhideWhenUsed="1"/>
     <w:lsdException w:name="Table Web 1" w:semiHidden="1" w:unhideWhenUsed="1"/>
     <w:lsdException w:name="Table Web 2" w:semiHidden="1" w:unhideWhenUsed="1"/>
+    <w:lsdException w:name="Table Web 3" w:semiHidden="1" w:unhideWhenUsed="1"/>
     <w:lsdException w:name="Balloon Text" w:semiHidden="1" w:unhideWhenUsed="1"/>
     <w:lsdException w:name="Table Grid" w:uiPriority="39"/>
+    <w:lsdException w:name="Table Theme" w:semiHidden="1" w:unhideWhenUsed="1"/>
     <w:lsdException w:name="Placeholder Text" w:semiHidden="1"/>
     <w:lsdException w:name="No Spacing" w:uiPriority="1" w:qFormat="1"/>
     <w:lsdException w:name="Light Shading" w:uiPriority="60"/>
